--- a/Collaterals/הוראות התקנה לקראת הקורס.docx
+++ b/Collaterals/הוראות התקנה לקראת הקורס.docx
@@ -1,6 +1,6 @@
 
 <file path=word/document.xml><?xml version="1.0" encoding="utf-8"?>
-<w:document xmlns:wpc="http://schemas.microsoft.com/office/word/2010/wordprocessingCanvas" xmlns:cx="http://schemas.microsoft.com/office/drawing/2014/chartex" xmlns:cx1="http://schemas.microsoft.com/office/drawing/2015/9/8/chartex" xmlns:cx2="http://schemas.microsoft.com/office/drawing/2015/10/21/chartex" xmlns:cx3="http://schemas.microsoft.com/office/drawing/2016/5/9/chartex" xmlns:cx4="http://schemas.microsoft.com/office/drawing/2016/5/10/chartex" xmlns:cx5="http://schemas.microsoft.com/office/drawing/2016/5/11/chartex" xmlns:cx6="http://schemas.microsoft.com/office/drawing/2016/5/12/chartex" xmlns:cx7="http://schemas.microsoft.com/office/drawing/2016/5/13/chartex" xmlns:cx8="http://schemas.microsoft.com/office/drawing/2016/5/14/chartex" xmlns:mc="http://schemas.openxmlformats.org/markup-compatibility/2006" xmlns:aink="http://schemas.microsoft.com/office/drawing/2016/ink" xmlns:am3d="http://schemas.microsoft.com/office/drawing/2017/model3d" xmlns:o="urn:schemas-microsoft-com:office:office" xmlns:oel="http://schemas.microsoft.com/office/2019/extlst" xmlns:r="http://schemas.openxmlformats.org/officeDocument/2006/relationships" xmlns:m="http://schemas.openxmlformats.org/officeDocument/2006/math" xmlns:v="urn:schemas-microsoft-com:vml" xmlns:wp14="http://schemas.microsoft.com/office/word/2010/wordprocessingDrawing" xmlns:wp="http://schemas.openxmlformats.org/drawingml/2006/wordprocessingDrawing" xmlns:w10="urn:schemas-microsoft-com:office:word" xmlns:w="http://schemas.openxmlformats.org/wordprocessingml/2006/main" xmlns:w14="http://schemas.microsoft.com/office/word/2010/wordml" xmlns:w15="http://schemas.microsoft.com/office/word/2012/wordml" xmlns:w16cex="http://schemas.microsoft.com/office/word/2018/wordml/cex" xmlns:w16cid="http://schemas.microsoft.com/office/word/2016/wordml/cid" xmlns:w16="http://schemas.microsoft.com/office/word/2018/wordml" xmlns:w16du="http://schemas.microsoft.com/office/word/2023/wordml/word16du" xmlns:w16sdtdh="http://schemas.microsoft.com/office/word/2020/wordml/sdtdatahash" xmlns:w16se="http://schemas.microsoft.com/office/word/2015/wordml/symex" xmlns:wpg="http://schemas.microsoft.com/office/word/2010/wordprocessingGroup" xmlns:wpi="http://schemas.microsoft.com/office/word/2010/wordprocessingInk" xmlns:wne="http://schemas.microsoft.com/office/word/2006/wordml" xmlns:wps="http://schemas.microsoft.com/office/word/2010/wordprocessingShape" mc:Ignorable="w14 w15 w16se w16cid w16 w16cex w16sdtdh wp14">
+<w:document xmlns:wpc="http://schemas.microsoft.com/office/word/2010/wordprocessingCanvas" xmlns:cx="http://schemas.microsoft.com/office/drawing/2014/chartex" xmlns:cx1="http://schemas.microsoft.com/office/drawing/2015/9/8/chartex" xmlns:cx2="http://schemas.microsoft.com/office/drawing/2015/10/21/chartex" xmlns:cx3="http://schemas.microsoft.com/office/drawing/2016/5/9/chartex" xmlns:cx4="http://schemas.microsoft.com/office/drawing/2016/5/10/chartex" xmlns:cx5="http://schemas.microsoft.com/office/drawing/2016/5/11/chartex" xmlns:cx6="http://schemas.microsoft.com/office/drawing/2016/5/12/chartex" xmlns:cx7="http://schemas.microsoft.com/office/drawing/2016/5/13/chartex" xmlns:cx8="http://schemas.microsoft.com/office/drawing/2016/5/14/chartex" xmlns:mc="http://schemas.openxmlformats.org/markup-compatibility/2006" xmlns:aink="http://schemas.microsoft.com/office/drawing/2016/ink" xmlns:am3d="http://schemas.microsoft.com/office/drawing/2017/model3d" xmlns:o="urn:schemas-microsoft-com:office:office" xmlns:oel="http://schemas.microsoft.com/office/2019/extlst" xmlns:r="http://schemas.openxmlformats.org/officeDocument/2006/relationships" xmlns:m="http://schemas.openxmlformats.org/officeDocument/2006/math" xmlns:v="urn:schemas-microsoft-com:vml" xmlns:wp14="http://schemas.microsoft.com/office/word/2010/wordprocessingDrawing" xmlns:wp="http://schemas.openxmlformats.org/drawingml/2006/wordprocessingDrawing" xmlns:w10="urn:schemas-microsoft-com:office:word" xmlns:w="http://schemas.openxmlformats.org/wordprocessingml/2006/main" xmlns:w14="http://schemas.microsoft.com/office/word/2010/wordml" xmlns:w15="http://schemas.microsoft.com/office/word/2012/wordml" xmlns:w16cex="http://schemas.microsoft.com/office/word/2018/wordml/cex" xmlns:w16cid="http://schemas.microsoft.com/office/word/2016/wordml/cid" xmlns:w16="http://schemas.microsoft.com/office/word/2018/wordml" xmlns:w16sdtdh="http://schemas.microsoft.com/office/word/2020/wordml/sdtdatahash" xmlns:w16se="http://schemas.microsoft.com/office/word/2015/wordml/symex" xmlns:wpg="http://schemas.microsoft.com/office/word/2010/wordprocessingGroup" xmlns:wpi="http://schemas.microsoft.com/office/word/2010/wordprocessingInk" xmlns:wne="http://schemas.microsoft.com/office/word/2006/wordml" xmlns:wps="http://schemas.microsoft.com/office/word/2010/wordprocessingShape" mc:Ignorable="w14 w15 w16se w16cid w16 w16cex w16sdtdh wp14">
   <w:body>
     <w:p>
       <w:pPr>
@@ -142,21 +142,13 @@
       </w:r>
       <w:r>
         <w:rPr>
+          <w:rFonts w:hint="cs"/>
           <w:b/>
           <w:bCs/>
           <w:u w:val="single"/>
-        </w:rPr>
-        <w:t>2017</w:t>
-      </w:r>
-      <w:r>
-        <w:rPr>
-          <w:rFonts w:hint="cs"/>
-          <w:b/>
-          <w:bCs/>
-          <w:u w:val="single"/>
-          <w:rtl/>
-        </w:rPr>
-        <w:t>ומעלה</w:t>
+          <w:rtl/>
+        </w:rPr>
+        <w:t>2022</w:t>
       </w:r>
       <w:r>
         <w:rPr>
@@ -383,7 +375,7 @@
           <w:noProof/>
         </w:rPr>
         <w:drawing>
-          <wp:inline distT="0" distB="0" distL="0" distR="0" wp14:anchorId="3D0ED800" wp14:editId="7D813E94">
+          <wp:inline distT="0" distB="0" distL="0" distR="0" wp14:anchorId="3D0ED800" wp14:editId="04D63737">
             <wp:extent cx="5725160" cy="2604135"/>
             <wp:effectExtent l="0" t="0" r="8890" b="5715"/>
             <wp:docPr id="2" name="Picture 2"/>
@@ -499,29 +491,14 @@
           <w:rFonts w:hint="cs"/>
           <w:rtl/>
         </w:rPr>
-        <w:t>שלב מקדים:</w:t>
-      </w:r>
-    </w:p>
-    <w:p>
-      <w:pPr>
-        <w:bidi/>
-      </w:pPr>
-      <w:r>
-        <w:rPr>
-          <w:rFonts w:hint="cs"/>
-          <w:rtl/>
-        </w:rPr>
-        <w:t xml:space="preserve">אם מחוברים דרך רשת </w:t>
-      </w:r>
-      <w:r>
-        <w:rPr>
-          <w:rFonts w:hint="cs"/>
-          <w:rtl/>
-        </w:rPr>
-        <w:t xml:space="preserve">מאובטחת עם </w:t>
-      </w:r>
-      <w:r>
-        <w:t>Firewall</w:t>
+        <w:t>פתח את אפליקציי</w:t>
+      </w:r>
+      <w:r>
+        <w:rPr>
+          <w:rFonts w:hint="eastAsia"/>
+          <w:rtl/>
+        </w:rPr>
+        <w:t>ת</w:t>
       </w:r>
       <w:r>
         <w:rPr>
@@ -530,326 +507,21 @@
         </w:rPr>
         <w:t xml:space="preserve"> </w:t>
       </w:r>
-      <w:r>
-        <w:rPr>
-          <w:rFonts w:hint="cs"/>
-          <w:rtl/>
-        </w:rPr>
-        <w:t>י</w:t>
-      </w:r>
-      <w:r>
-        <w:rPr>
-          <w:rFonts w:hint="cs"/>
-          <w:rtl/>
-        </w:rPr>
-        <w:t>י</w:t>
-      </w:r>
-      <w:r>
-        <w:rPr>
-          <w:rFonts w:hint="cs"/>
-          <w:rtl/>
-        </w:rPr>
-        <w:t>תכן וצריך</w:t>
-      </w:r>
-      <w:r>
-        <w:rPr>
-          <w:rFonts w:hint="cs"/>
-          <w:rtl/>
-        </w:rPr>
-        <w:t xml:space="preserve"> ל</w:t>
-      </w:r>
-      <w:r>
-        <w:rPr>
-          <w:rFonts w:hint="cs"/>
-          <w:rtl/>
-        </w:rPr>
-        <w:t>עדכן</w:t>
-      </w:r>
-      <w:r>
-        <w:rPr>
-          <w:rFonts w:hint="cs"/>
-          <w:rtl/>
-        </w:rPr>
-        <w:t xml:space="preserve"> </w:t>
-      </w:r>
-      <w:r>
-        <w:t>proxy</w:t>
-      </w:r>
-      <w:r>
-        <w:rPr>
-          <w:rFonts w:hint="cs"/>
-          <w:rtl/>
-        </w:rPr>
-        <w:t xml:space="preserve">, אם </w:t>
-      </w:r>
-      <w:r>
-        <w:rPr>
-          <w:rFonts w:hint="cs"/>
-          <w:rtl/>
-        </w:rPr>
-        <w:t>יש לכם</w:t>
-      </w:r>
-      <w:r>
-        <w:rPr>
-          <w:rFonts w:hint="cs"/>
-          <w:rtl/>
-        </w:rPr>
-        <w:t xml:space="preserve"> </w:t>
-      </w:r>
-      <w:r>
-        <w:t>VPN</w:t>
-      </w:r>
-      <w:r>
-        <w:rPr>
-          <w:rFonts w:hint="cs"/>
-          <w:rtl/>
-        </w:rPr>
-        <w:t xml:space="preserve"> נסו לכבות אותו.</w:t>
-      </w:r>
-    </w:p>
-    <w:p>
-      <w:pPr>
-        <w:bidi/>
-        <w:rPr>
-          <w:rtl/>
-        </w:rPr>
-      </w:pPr>
-      <w:r>
-        <w:rPr>
-          <w:rFonts w:hint="cs"/>
-          <w:rtl/>
-        </w:rPr>
-        <w:t>הריצו את אפליקציי</w:t>
-      </w:r>
-      <w:r>
-        <w:rPr>
-          <w:rFonts w:hint="eastAsia"/>
-          <w:rtl/>
-        </w:rPr>
-        <w:t>ת</w:t>
-      </w:r>
-      <w:r>
-        <w:rPr>
-          <w:rFonts w:hint="cs"/>
-          <w:rtl/>
-        </w:rPr>
-        <w:t xml:space="preserve"> ה </w:t>
-      </w:r>
-      <w:r>
-        <w:t>Arduino</w:t>
-      </w:r>
-      <w:r>
-        <w:rPr>
-          <w:rFonts w:hint="cs"/>
-          <w:rtl/>
-        </w:rPr>
-        <w:t xml:space="preserve"> שזה עתה התקנתם ו...</w:t>
-      </w:r>
-    </w:p>
-    <w:p>
-      <w:pPr>
-        <w:bidi/>
-        <w:rPr>
-          <w:rtl/>
-        </w:rPr>
-      </w:pPr>
-      <w:r>
-        <w:rPr>
-          <w:rFonts w:hint="cs"/>
-          <w:noProof/>
-        </w:rPr>
-        <w:drawing>
-          <wp:inline distT="0" distB="0" distL="0" distR="0" wp14:anchorId="4036F1A0" wp14:editId="10C400E3">
-            <wp:extent cx="2033270" cy="3332480"/>
-            <wp:effectExtent l="0" t="0" r="5080" b="1270"/>
-            <wp:docPr id="16" name="Picture 16"/>
-            <wp:cNvGraphicFramePr>
-              <a:graphicFrameLocks xmlns:a="http://schemas.openxmlformats.org/drawingml/2006/main" noChangeAspect="1"/>
-            </wp:cNvGraphicFramePr>
-            <a:graphic xmlns:a="http://schemas.openxmlformats.org/drawingml/2006/main">
-              <a:graphicData uri="http://schemas.openxmlformats.org/drawingml/2006/picture">
-                <pic:pic xmlns:pic="http://schemas.openxmlformats.org/drawingml/2006/picture">
-                  <pic:nvPicPr>
-                    <pic:cNvPr id="0" name="Picture 1"/>
-                    <pic:cNvPicPr>
-                      <a:picLocks noChangeAspect="1" noChangeArrowheads="1"/>
-                    </pic:cNvPicPr>
-                  </pic:nvPicPr>
-                  <pic:blipFill>
-                    <a:blip r:embed="rId10">
-                      <a:extLst>
-                        <a:ext uri="{28A0092B-C50C-407E-A947-70E740481C1C}">
-                          <a14:useLocalDpi xmlns:a14="http://schemas.microsoft.com/office/drawing/2010/main" val="0"/>
-                        </a:ext>
-                      </a:extLst>
-                    </a:blip>
-                    <a:srcRect/>
-                    <a:stretch>
-                      <a:fillRect/>
-                    </a:stretch>
-                  </pic:blipFill>
-                  <pic:spPr bwMode="auto">
-                    <a:xfrm>
-                      <a:off x="0" y="0"/>
-                      <a:ext cx="2033270" cy="3332480"/>
-                    </a:xfrm>
-                    <a:prstGeom prst="rect">
-                      <a:avLst/>
-                    </a:prstGeom>
-                    <a:noFill/>
-                    <a:ln>
-                      <a:noFill/>
-                    </a:ln>
-                  </pic:spPr>
-                </pic:pic>
-              </a:graphicData>
-            </a:graphic>
-          </wp:inline>
-        </w:drawing>
-      </w:r>
-    </w:p>
-    <w:p>
-      <w:pPr>
-        <w:bidi/>
-        <w:rPr>
-          <w:rtl/>
-        </w:rPr>
-      </w:pPr>
-      <w:r>
-        <w:rPr>
-          <w:rFonts w:hint="cs"/>
-          <w:noProof/>
-        </w:rPr>
-        <w:drawing>
-          <wp:inline distT="0" distB="0" distL="0" distR="0" wp14:anchorId="6656B20B" wp14:editId="326792B8">
-            <wp:extent cx="4674235" cy="3244215"/>
-            <wp:effectExtent l="0" t="0" r="0" b="0"/>
-            <wp:docPr id="18" name="Picture 18"/>
-            <wp:cNvGraphicFramePr>
-              <a:graphicFrameLocks xmlns:a="http://schemas.openxmlformats.org/drawingml/2006/main" noChangeAspect="1"/>
-            </wp:cNvGraphicFramePr>
-            <a:graphic xmlns:a="http://schemas.openxmlformats.org/drawingml/2006/main">
-              <a:graphicData uri="http://schemas.openxmlformats.org/drawingml/2006/picture">
-                <pic:pic xmlns:pic="http://schemas.openxmlformats.org/drawingml/2006/picture">
-                  <pic:nvPicPr>
-                    <pic:cNvPr id="0" name="Picture 2"/>
-                    <pic:cNvPicPr>
-                      <a:picLocks noChangeAspect="1" noChangeArrowheads="1"/>
-                    </pic:cNvPicPr>
-                  </pic:nvPicPr>
-                  <pic:blipFill>
-                    <a:blip r:embed="rId11">
-                      <a:extLst>
-                        <a:ext uri="{28A0092B-C50C-407E-A947-70E740481C1C}">
-                          <a14:useLocalDpi xmlns:a14="http://schemas.microsoft.com/office/drawing/2010/main" val="0"/>
-                        </a:ext>
-                      </a:extLst>
-                    </a:blip>
-                    <a:srcRect/>
-                    <a:stretch>
-                      <a:fillRect/>
-                    </a:stretch>
-                  </pic:blipFill>
-                  <pic:spPr bwMode="auto">
-                    <a:xfrm>
-                      <a:off x="0" y="0"/>
-                      <a:ext cx="4674235" cy="3244215"/>
-                    </a:xfrm>
-                    <a:prstGeom prst="rect">
-                      <a:avLst/>
-                    </a:prstGeom>
-                    <a:noFill/>
-                    <a:ln>
-                      <a:noFill/>
-                    </a:ln>
-                  </pic:spPr>
-                </pic:pic>
-              </a:graphicData>
-            </a:graphic>
-          </wp:inline>
-        </w:drawing>
-      </w:r>
-    </w:p>
-    <w:p>
-      <w:pPr>
-        <w:bidi/>
-        <w:rPr>
-          <w:rtl/>
-        </w:rPr>
-      </w:pPr>
-    </w:p>
-    <w:p>
-      <w:pPr>
-        <w:rPr>
-          <w:rtl/>
-        </w:rPr>
-      </w:pPr>
-      <w:r>
-        <w:rPr>
-          <w:rtl/>
-        </w:rPr>
-        <w:br w:type="page"/>
-      </w:r>
-    </w:p>
-    <w:p>
-      <w:pPr>
-        <w:bidi/>
-        <w:rPr>
-          <w:rtl/>
-        </w:rPr>
-      </w:pPr>
-      <w:r>
-        <w:rPr>
-          <w:rFonts w:hint="cs"/>
-          <w:rtl/>
-        </w:rPr>
-        <w:lastRenderedPageBreak/>
-        <w:t>סגרו</w:t>
-      </w:r>
-      <w:r>
-        <w:rPr>
-          <w:rFonts w:hint="cs"/>
-          <w:rtl/>
-        </w:rPr>
-        <w:t xml:space="preserve"> את </w:t>
-      </w:r>
-      <w:r>
-        <w:rPr>
-          <w:rFonts w:hint="cs"/>
-          <w:rtl/>
-        </w:rPr>
-        <w:t>אפליקציי</w:t>
-      </w:r>
-      <w:r>
-        <w:rPr>
-          <w:rFonts w:hint="eastAsia"/>
-          <w:rtl/>
-        </w:rPr>
-        <w:t>ת</w:t>
-      </w:r>
-      <w:r>
-        <w:rPr>
-          <w:rFonts w:hint="cs"/>
-          <w:rtl/>
-        </w:rPr>
-        <w:t xml:space="preserve"> ה </w:t>
-      </w:r>
-      <w:r>
-        <w:t>Arduino</w:t>
-      </w:r>
-      <w:r>
-        <w:rPr>
-          <w:rFonts w:hint="cs"/>
-          <w:rtl/>
-        </w:rPr>
-        <w:t xml:space="preserve"> </w:t>
-      </w:r>
-      <w:r>
-        <w:rPr>
-          <w:rFonts w:hint="cs"/>
-          <w:rtl/>
-        </w:rPr>
-        <w:t xml:space="preserve">והפעילו מחדש, </w:t>
+      <w:proofErr w:type="spellStart"/>
+      <w:r>
+        <w:rPr>
+          <w:rFonts w:hint="cs"/>
+          <w:rtl/>
+        </w:rPr>
+        <w:t>ארדואינו</w:t>
+      </w:r>
+      <w:proofErr w:type="spellEnd"/>
+      <w:r>
+        <w:rPr>
+          <w:rFonts w:hint="cs"/>
+          <w:rtl/>
+        </w:rPr>
+        <w:t>:</w:t>
       </w:r>
     </w:p>
     <w:p>
@@ -881,7 +553,7 @@
                     </pic:cNvPicPr>
                   </pic:nvPicPr>
                   <pic:blipFill>
-                    <a:blip r:embed="rId12">
+                    <a:blip r:embed="rId10">
                       <a:extLst>
                         <a:ext uri="{28A0092B-C50C-407E-A947-70E740481C1C}">
                           <a14:useLocalDpi xmlns:a14="http://schemas.microsoft.com/office/drawing/2010/main" val="0"/>
@@ -956,47 +628,41 @@
         <w:t xml:space="preserve"> בתמונה:</w:t>
       </w:r>
     </w:p>
-    <w:bookmarkStart w:id="0" w:name="_Hlk114404619"/>
-    <w:p>
-      <w:pPr>
-        <w:bidi/>
-        <w:jc w:val="right"/>
-        <w:rPr>
-          <w:rStyle w:val="Hyperlink"/>
+    <w:p>
+      <w:pPr>
+        <w:pStyle w:val="NormalWeb"/>
+        <w:spacing w:before="0" w:beforeAutospacing="0" w:after="0" w:afterAutospacing="0"/>
+        <w:rPr>
           <w:rFonts w:ascii="Consolas" w:hAnsi="Consolas" w:cs="Calibri"/>
+          <w:color w:val="3A3A3A"/>
           <w:sz w:val="27"/>
           <w:szCs w:val="27"/>
         </w:rPr>
       </w:pPr>
-      <w:r>
-        <w:fldChar w:fldCharType="begin"/>
-      </w:r>
-      <w:r>
-        <w:instrText xml:space="preserve"> HYPERLINK "https://raw.githubusercontent.com/espressif/arduino-esp32/gh-pages/package_esp32_index.json" </w:instrText>
-      </w:r>
-      <w:r>
-        <w:fldChar w:fldCharType="separate"/>
-      </w:r>
-      <w:r>
-        <w:rPr>
-          <w:rStyle w:val="Hyperlink"/>
+      <w:hyperlink r:id="rId11" w:history="1">
+        <w:r>
+          <w:rPr>
+            <w:rStyle w:val="Hyperlink"/>
+            <w:rFonts w:ascii="Consolas" w:hAnsi="Consolas" w:cs="Calibri"/>
+            <w:sz w:val="27"/>
+            <w:szCs w:val="27"/>
+          </w:rPr>
+          <w:t>https://raw.githubusercontent.com/espressif/arduino-esp32/gh-pages/package_esp32_index.json</w:t>
+        </w:r>
+      </w:hyperlink>
+    </w:p>
+    <w:p>
+      <w:pPr>
+        <w:pStyle w:val="NormalWeb"/>
+        <w:spacing w:before="0" w:beforeAutospacing="0" w:after="0" w:afterAutospacing="0"/>
+        <w:rPr>
           <w:rFonts w:ascii="Consolas" w:hAnsi="Consolas" w:cs="Calibri"/>
+          <w:color w:val="3A3A3A"/>
           <w:sz w:val="27"/>
           <w:szCs w:val="27"/>
         </w:rPr>
-        <w:t>https://raw.githubusercontent.com/espressif/arduino-esp32/gh-pages/package_esp32_index.json</w:t>
-      </w:r>
-      <w:r>
-        <w:rPr>
-          <w:rStyle w:val="Hyperlink"/>
-          <w:rFonts w:ascii="Consolas" w:hAnsi="Consolas" w:cs="Calibri"/>
-          <w:sz w:val="27"/>
-          <w:szCs w:val="27"/>
-        </w:rPr>
-        <w:fldChar w:fldCharType="end"/>
-      </w:r>
-    </w:p>
-    <w:bookmarkEnd w:id="0"/>
+      </w:pPr>
+    </w:p>
     <w:p>
       <w:pPr>
         <w:bidi/>
@@ -1027,7 +693,7 @@
                     </pic:cNvPicPr>
                   </pic:nvPicPr>
                   <pic:blipFill>
-                    <a:blip r:embed="rId13">
+                    <a:blip r:embed="rId12">
                       <a:extLst>
                         <a:ext uri="{28A0092B-C50C-407E-A947-70E740481C1C}">
                           <a14:useLocalDpi xmlns:a14="http://schemas.microsoft.com/office/drawing/2010/main" val="0"/>
@@ -1143,7 +809,7 @@
                     </pic:cNvPicPr>
                   </pic:nvPicPr>
                   <pic:blipFill>
-                    <a:blip r:embed="rId14">
+                    <a:blip r:embed="rId13">
                       <a:extLst>
                         <a:ext uri="{28A0092B-C50C-407E-A947-70E740481C1C}">
                           <a14:useLocalDpi xmlns:a14="http://schemas.microsoft.com/office/drawing/2010/main" val="0"/>
@@ -1187,6 +853,7 @@
       <w:pPr>
         <w:bidi/>
         <w:rPr>
+          <w:rFonts w:hint="cs"/>
           <w:rtl/>
         </w:rPr>
       </w:pPr>
@@ -1242,103 +909,14 @@
         <w:t>בחרו בגרסה</w:t>
       </w:r>
       <w:r>
-        <w:rPr>
-          <w:rFonts w:hint="cs"/>
-          <w:rtl/>
-        </w:rPr>
         <w:t xml:space="preserve"> </w:t>
       </w:r>
       <w:r>
-        <w:t xml:space="preserve"> </w:t>
-      </w:r>
-      <w:r>
-        <w:rPr>
-          <w:rFonts w:hint="cs"/>
-          <w:rtl/>
-        </w:rPr>
-        <w:t xml:space="preserve"> </w:t>
-      </w:r>
-      <w:r>
-        <w:rPr>
-          <w:b/>
-          <w:bCs/>
-        </w:rPr>
-        <w:t>1.0.6</w:t>
-      </w:r>
-      <w:r>
-        <w:rPr>
-          <w:rFonts w:hint="cs"/>
-          <w:b/>
-          <w:bCs/>
-          <w:rtl/>
-        </w:rPr>
-        <w:t xml:space="preserve"> (</w:t>
-      </w:r>
-      <w:r>
-        <w:rPr>
-          <w:rFonts w:hint="cs"/>
-          <w:b/>
-          <w:bCs/>
-          <w:rtl/>
-        </w:rPr>
-        <w:t xml:space="preserve">את גרסה </w:t>
-      </w:r>
-      <w:r>
-        <w:rPr>
-          <w:b/>
-          <w:bCs/>
-        </w:rPr>
-        <w:t>x</w:t>
-      </w:r>
-      <w:r>
-        <w:rPr>
-          <w:rFonts w:hint="cs"/>
-          <w:b/>
-          <w:bCs/>
-          <w:rtl/>
-        </w:rPr>
-        <w:t>.</w:t>
-      </w:r>
-      <w:r>
-        <w:rPr>
-          <w:b/>
-          <w:bCs/>
-        </w:rPr>
-        <w:t>x</w:t>
-      </w:r>
-      <w:r>
-        <w:rPr>
-          <w:rFonts w:hint="cs"/>
-          <w:b/>
-          <w:bCs/>
-          <w:rtl/>
-        </w:rPr>
-        <w:t>.</w:t>
-      </w:r>
-      <w:r>
-        <w:rPr>
-          <w:b/>
-          <w:bCs/>
-        </w:rPr>
-        <w:t>2</w:t>
-      </w:r>
-      <w:r>
-        <w:rPr>
-          <w:rFonts w:hint="cs"/>
-          <w:b/>
-          <w:bCs/>
-          <w:rtl/>
-        </w:rPr>
-        <w:t xml:space="preserve"> נתקין שוב בהמשך</w:t>
-      </w:r>
-      <w:r>
-        <w:rPr>
-          <w:rFonts w:hint="cs"/>
-          <w:b/>
-          <w:bCs/>
-          <w:rtl/>
-        </w:rPr>
-        <w:t>)</w:t>
+        <w:rPr>
+          <w:rFonts w:hint="cs"/>
+          <w:rtl/>
+        </w:rPr>
+        <w:t xml:space="preserve"> האחרונה:</w:t>
       </w:r>
     </w:p>
     <w:p>
@@ -1371,7 +949,7 @@
                     </pic:cNvPicPr>
                   </pic:nvPicPr>
                   <pic:blipFill>
-                    <a:blip r:embed="rId15">
+                    <a:blip r:embed="rId14">
                       <a:extLst>
                         <a:ext uri="{28A0092B-C50C-407E-A947-70E740481C1C}">
                           <a14:useLocalDpi xmlns:a14="http://schemas.microsoft.com/office/drawing/2010/main" val="0"/>
@@ -1466,7 +1044,7 @@
         </w:rPr>
         <w:t xml:space="preserve">באתר הנ"ל: </w:t>
       </w:r>
-      <w:hyperlink r:id="rId16" w:history="1">
+      <w:hyperlink r:id="rId15" w:history="1">
         <w:r>
           <w:rPr>
             <w:rStyle w:val="Hyperlink"/>
@@ -1505,7 +1083,7 @@
                     </pic:cNvPicPr>
                   </pic:nvPicPr>
                   <pic:blipFill>
-                    <a:blip r:embed="rId17" cstate="print">
+                    <a:blip r:embed="rId16" cstate="print">
                       <a:extLst>
                         <a:ext uri="{28A0092B-C50C-407E-A947-70E740481C1C}">
                           <a14:useLocalDpi xmlns:a14="http://schemas.microsoft.com/office/drawing/2010/main" val="0"/>
@@ -1598,7 +1176,7 @@
                     </pic:cNvPicPr>
                   </pic:nvPicPr>
                   <pic:blipFill>
-                    <a:blip r:embed="rId18">
+                    <a:blip r:embed="rId17">
                       <a:extLst>
                         <a:ext uri="{28A0092B-C50C-407E-A947-70E740481C1C}">
                           <a14:useLocalDpi xmlns:a14="http://schemas.microsoft.com/office/drawing/2010/main" val="0"/>
@@ -1691,7 +1269,7 @@
                     </pic:cNvPicPr>
                   </pic:nvPicPr>
                   <pic:blipFill>
-                    <a:blip r:embed="rId19">
+                    <a:blip r:embed="rId18">
                       <a:extLst>
                         <a:ext uri="{28A0092B-C50C-407E-A947-70E740481C1C}">
                           <a14:useLocalDpi xmlns:a14="http://schemas.microsoft.com/office/drawing/2010/main" val="0"/>
@@ -1789,7 +1367,7 @@
                     </pic:cNvPicPr>
                   </pic:nvPicPr>
                   <pic:blipFill>
-                    <a:blip r:embed="rId20">
+                    <a:blip r:embed="rId19">
                       <a:extLst>
                         <a:ext uri="{28A0092B-C50C-407E-A947-70E740481C1C}">
                           <a14:useLocalDpi xmlns:a14="http://schemas.microsoft.com/office/drawing/2010/main" val="0"/>
@@ -1887,7 +1465,7 @@
                     </pic:cNvPicPr>
                   </pic:nvPicPr>
                   <pic:blipFill>
-                    <a:blip r:embed="rId21">
+                    <a:blip r:embed="rId20">
                       <a:extLst>
                         <a:ext uri="{28A0092B-C50C-407E-A947-70E740481C1C}">
                           <a14:useLocalDpi xmlns:a14="http://schemas.microsoft.com/office/drawing/2010/main" val="0"/>
@@ -2060,7 +1638,7 @@
                     </pic:cNvPicPr>
                   </pic:nvPicPr>
                   <pic:blipFill>
-                    <a:blip r:embed="rId22" cstate="print">
+                    <a:blip r:embed="rId21" cstate="print">
                       <a:extLst>
                         <a:ext uri="{28A0092B-C50C-407E-A947-70E740481C1C}">
                           <a14:useLocalDpi xmlns:a14="http://schemas.microsoft.com/office/drawing/2010/main" val="0"/>
@@ -2150,7 +1728,7 @@
                     </pic:cNvPicPr>
                   </pic:nvPicPr>
                   <pic:blipFill>
-                    <a:blip r:embed="rId23">
+                    <a:blip r:embed="rId22">
                       <a:extLst>
                         <a:ext uri="{28A0092B-C50C-407E-A947-70E740481C1C}">
                           <a14:useLocalDpi xmlns:a14="http://schemas.microsoft.com/office/drawing/2010/main" val="0"/>
@@ -2256,7 +1834,7 @@
                     </pic:cNvPicPr>
                   </pic:nvPicPr>
                   <pic:blipFill>
-                    <a:blip r:embed="rId24">
+                    <a:blip r:embed="rId23">
                       <a:extLst>
                         <a:ext uri="{28A0092B-C50C-407E-A947-70E740481C1C}">
                           <a14:useLocalDpi xmlns:a14="http://schemas.microsoft.com/office/drawing/2010/main" val="0"/>
@@ -2350,7 +1928,7 @@
                     </pic:cNvPicPr>
                   </pic:nvPicPr>
                   <pic:blipFill>
-                    <a:blip r:embed="rId25">
+                    <a:blip r:embed="rId24">
                       <a:extLst>
                         <a:ext uri="{28A0092B-C50C-407E-A947-70E740481C1C}">
                           <a14:useLocalDpi xmlns:a14="http://schemas.microsoft.com/office/drawing/2010/main" val="0"/>
@@ -2382,369 +1960,6 @@
         </w:drawing>
       </w:r>
     </w:p>
-    <w:p>
-      <w:pPr>
-        <w:bidi/>
-      </w:pPr>
-    </w:p>
-    <w:p>
-      <w:pPr>
-        <w:bidi/>
-        <w:rPr>
-          <w:rtl/>
-        </w:rPr>
-      </w:pPr>
-      <w:r>
-        <w:rPr>
-          <w:rFonts w:hint="cs"/>
-          <w:b/>
-          <w:bCs/>
-          <w:rtl/>
-        </w:rPr>
-        <w:t>שלב אחרון</w:t>
-      </w:r>
-      <w:r>
-        <w:rPr>
-          <w:rFonts w:hint="cs"/>
-          <w:rtl/>
-        </w:rPr>
-        <w:t>:</w:t>
-      </w:r>
-      <w:r>
-        <w:rPr>
-          <w:rFonts w:hint="cs"/>
-          <w:rtl/>
-        </w:rPr>
-        <w:t xml:space="preserve"> (פתחו את הלינק</w:t>
-      </w:r>
-      <w:r>
-        <w:t xml:space="preserve"> </w:t>
-      </w:r>
-      <w:r>
-        <w:rPr>
-          <w:rFonts w:hint="cs"/>
-          <w:rtl/>
-        </w:rPr>
-        <w:t xml:space="preserve"> - </w:t>
-      </w:r>
-      <w:hyperlink r:id="rId26" w:history="1">
-        <w:r>
-          <w:rPr>
-            <w:rStyle w:val="Hyperlink"/>
-          </w:rPr>
-          <w:t>https://github.com/giltal/ESP32_Course/tree/main/Drivers</w:t>
-        </w:r>
-      </w:hyperlink>
-      <w:r>
-        <w:rPr>
-          <w:rFonts w:hint="cs"/>
-          <w:rtl/>
-        </w:rPr>
-        <w:t>)</w:t>
-      </w:r>
-    </w:p>
-    <w:p>
-      <w:pPr>
-        <w:pStyle w:val="ListParagraph"/>
-        <w:numPr>
-          <w:ilvl w:val="0"/>
-          <w:numId w:val="1"/>
-        </w:numPr>
-        <w:bidi/>
-      </w:pPr>
-      <w:r>
-        <w:rPr>
-          <w:rFonts w:hint="cs"/>
-          <w:rtl/>
-        </w:rPr>
-        <w:t>העתיקו מהספריי</w:t>
-      </w:r>
-      <w:r>
-        <w:rPr>
-          <w:rFonts w:hint="eastAsia"/>
-          <w:rtl/>
-        </w:rPr>
-        <w:t>ה</w:t>
-      </w:r>
-      <w:r>
-        <w:rPr>
-          <w:rFonts w:hint="cs"/>
-          <w:rtl/>
-        </w:rPr>
-        <w:t xml:space="preserve"> </w:t>
-      </w:r>
-      <w:r>
-        <w:rPr>
-          <w:b/>
-          <w:bCs/>
-        </w:rPr>
-        <w:t>Drivers</w:t>
-      </w:r>
-      <w:r>
-        <w:rPr>
-          <w:rFonts w:hint="cs"/>
-          <w:rtl/>
-        </w:rPr>
-        <w:t xml:space="preserve"> את</w:t>
-      </w:r>
-      <w:r>
-        <w:rPr>
-          <w:rFonts w:hint="cs"/>
-          <w:rtl/>
-        </w:rPr>
-        <w:t xml:space="preserve"> כל</w:t>
-      </w:r>
-      <w:r>
-        <w:rPr>
-          <w:rFonts w:hint="cs"/>
-          <w:rtl/>
-        </w:rPr>
-        <w:t xml:space="preserve"> הספרי</w:t>
-      </w:r>
-      <w:r>
-        <w:rPr>
-          <w:rFonts w:hint="cs"/>
-          <w:rtl/>
-        </w:rPr>
-        <w:t>ות</w:t>
-      </w:r>
-      <w:r>
-        <w:rPr>
-          <w:rFonts w:hint="cs"/>
-          <w:rtl/>
-        </w:rPr>
-        <w:t xml:space="preserve"> אל: </w:t>
-      </w:r>
-      <w:r>
-        <w:rPr>
-          <w:b/>
-          <w:bCs/>
-        </w:rPr>
-        <w:t>C:\Program Files (x86)\Arduino\libraries</w:t>
-      </w:r>
-    </w:p>
-    <w:p>
-      <w:pPr>
-        <w:pStyle w:val="ListParagraph"/>
-        <w:numPr>
-          <w:ilvl w:val="0"/>
-          <w:numId w:val="1"/>
-        </w:numPr>
-        <w:bidi/>
-      </w:pPr>
-      <w:r>
-        <w:rPr>
-          <w:rFonts w:hint="cs"/>
-          <w:rtl/>
-        </w:rPr>
-        <w:t xml:space="preserve">העתיקו מאותה ספרייה את </w:t>
-      </w:r>
-      <w:proofErr w:type="spellStart"/>
-      <w:r>
-        <w:t>SPI.h</w:t>
-      </w:r>
-      <w:proofErr w:type="spellEnd"/>
-      <w:r>
-        <w:t xml:space="preserve"> </w:t>
-      </w:r>
-      <w:r>
-        <w:rPr>
-          <w:rFonts w:hint="cs"/>
-          <w:rtl/>
-        </w:rPr>
-        <w:t xml:space="preserve"> ו </w:t>
-      </w:r>
-      <w:r>
-        <w:t>SPI.</w:t>
-      </w:r>
-      <w:r>
-        <w:t>cpp</w:t>
-      </w:r>
-      <w:r>
-        <w:rPr>
-          <w:rFonts w:hint="cs"/>
-          <w:rtl/>
-        </w:rPr>
-        <w:t xml:space="preserve"> אל (נמצאים בקובץ </w:t>
-      </w:r>
-      <w:r>
-        <w:t>(ESP32_SPI.zip</w:t>
-      </w:r>
-      <w:r>
-        <w:rPr>
-          <w:rFonts w:hint="cs"/>
-          <w:rtl/>
-        </w:rPr>
-        <w:t xml:space="preserve">: </w:t>
-      </w:r>
-      <w:r>
-        <w:rPr>
-          <w:b/>
-          <w:bCs/>
-          <w:sz w:val="20"/>
-          <w:szCs w:val="20"/>
-        </w:rPr>
-        <w:t>C:\Users\giltal\AppData\Local\arduino15\packages\esp32\hardware\esp32\</w:t>
-      </w:r>
-      <w:r>
-        <w:rPr>
-          <w:b/>
-          <w:bCs/>
-          <w:sz w:val="20"/>
-          <w:szCs w:val="20"/>
-        </w:rPr>
-        <w:t>2.0.</w:t>
-      </w:r>
-      <w:r>
-        <w:rPr>
-          <w:b/>
-          <w:bCs/>
-          <w:sz w:val="20"/>
-          <w:szCs w:val="20"/>
-        </w:rPr>
-        <w:t>5</w:t>
-      </w:r>
-      <w:r>
-        <w:rPr>
-          <w:b/>
-          <w:bCs/>
-          <w:sz w:val="20"/>
-          <w:szCs w:val="20"/>
-        </w:rPr>
-        <w:t>\libraries\SPI\src</w:t>
-      </w:r>
-      <w:r>
-        <w:rPr>
-          <w:rFonts w:hint="cs"/>
-          <w:rtl/>
-        </w:rPr>
-        <w:t xml:space="preserve">, במקום </w:t>
-      </w:r>
-      <w:proofErr w:type="spellStart"/>
-      <w:r>
-        <w:t>giltal</w:t>
-      </w:r>
-      <w:proofErr w:type="spellEnd"/>
-      <w:r>
-        <w:rPr>
-          <w:rFonts w:hint="cs"/>
-          <w:rtl/>
-        </w:rPr>
-        <w:t xml:space="preserve"> ה </w:t>
-      </w:r>
-      <w:r>
-        <w:t>user</w:t>
-      </w:r>
-      <w:r>
-        <w:rPr>
-          <w:rFonts w:hint="cs"/>
-          <w:rtl/>
-        </w:rPr>
-        <w:t xml:space="preserve"> שלכם</w:t>
-      </w:r>
-    </w:p>
-    <w:p>
-      <w:pPr>
-        <w:pStyle w:val="ListParagraph"/>
-        <w:numPr>
-          <w:ilvl w:val="0"/>
-          <w:numId w:val="1"/>
-        </w:numPr>
-        <w:bidi/>
-      </w:pPr>
-      <w:r>
-        <w:rPr>
-          <w:rFonts w:hint="cs"/>
-          <w:rtl/>
-        </w:rPr>
-        <w:t xml:space="preserve">אם הלוח של ה </w:t>
-      </w:r>
-      <w:r>
-        <w:t>ESP32</w:t>
-      </w:r>
-      <w:r>
-        <w:rPr>
-          <w:rFonts w:hint="cs"/>
-          <w:rtl/>
-        </w:rPr>
-        <w:t xml:space="preserve"> לא מזוהה </w:t>
-      </w:r>
-      <w:r>
-        <w:rPr>
-          <w:rFonts w:hint="cs"/>
-          <w:rtl/>
-        </w:rPr>
-        <w:t xml:space="preserve">התקינו </w:t>
-      </w:r>
-      <w:r>
-        <w:rPr>
-          <w:rFonts w:hint="cs"/>
-          <w:rtl/>
-        </w:rPr>
-        <w:t xml:space="preserve">מהספרייה </w:t>
-      </w:r>
-      <w:r>
-        <w:rPr>
-          <w:b/>
-          <w:bCs/>
-        </w:rPr>
-        <w:t>Hardware</w:t>
-      </w:r>
-      <w:r>
-        <w:rPr>
-          <w:rFonts w:hint="cs"/>
-          <w:rtl/>
-        </w:rPr>
-        <w:t xml:space="preserve"> </w:t>
-      </w:r>
-      <w:r>
-        <w:rPr>
-          <w:rFonts w:hint="cs"/>
-          <w:rtl/>
-        </w:rPr>
-        <w:t>את ה</w:t>
-      </w:r>
-      <w:r>
-        <w:rPr>
-          <w:rFonts w:hint="cs"/>
-          <w:rtl/>
-        </w:rPr>
-        <w:t xml:space="preserve">דרייבר של ה </w:t>
-      </w:r>
-      <w:r>
-        <w:t>CP210X</w:t>
-      </w:r>
-      <w:r>
-        <w:rPr>
-          <w:rFonts w:hint="cs"/>
-          <w:rtl/>
-        </w:rPr>
-        <w:t xml:space="preserve"> ואתחלו את המחשב מחדש (</w:t>
-      </w:r>
-      <w:r>
-        <w:t>CP210x_Universal_Windows_Driver.zip</w:t>
-      </w:r>
-      <w:r>
-        <w:rPr>
-          <w:rFonts w:hint="cs"/>
-          <w:rtl/>
-        </w:rPr>
-        <w:t xml:space="preserve">)  </w:t>
-      </w:r>
-    </w:p>
-    <w:p>
-      <w:pPr>
-        <w:bidi/>
-      </w:pPr>
-    </w:p>
-    <w:p>
-      <w:pPr>
-        <w:bidi/>
-        <w:rPr>
-          <w:rtl/>
-        </w:rPr>
-      </w:pPr>
-    </w:p>
     <w:sectPr>
       <w:pgSz w:w="11906" w:h="16838"/>
       <w:pgMar w:top="1440" w:right="1440" w:bottom="1440" w:left="1440" w:header="708" w:footer="708" w:gutter="0"/>
@@ -2756,7 +1971,7 @@
 </file>
 
 <file path=word/endnotes.xml><?xml version="1.0" encoding="utf-8"?>
-<w:endnotes xmlns:wpc="http://schemas.microsoft.com/office/word/2010/wordprocessingCanvas" xmlns:cx="http://schemas.microsoft.com/office/drawing/2014/chartex" xmlns:cx1="http://schemas.microsoft.com/office/drawing/2015/9/8/chartex" xmlns:cx2="http://schemas.microsoft.com/office/drawing/2015/10/21/chartex" xmlns:cx3="http://schemas.microsoft.com/office/drawing/2016/5/9/chartex" xmlns:cx4="http://schemas.microsoft.com/office/drawing/2016/5/10/chartex" xmlns:cx5="http://schemas.microsoft.com/office/drawing/2016/5/11/chartex" xmlns:cx6="http://schemas.microsoft.com/office/drawing/2016/5/12/chartex" xmlns:cx7="http://schemas.microsoft.com/office/drawing/2016/5/13/chartex" xmlns:cx8="http://schemas.microsoft.com/office/drawing/2016/5/14/chartex" xmlns:mc="http://schemas.openxmlformats.org/markup-compatibility/2006" xmlns:aink="http://schemas.microsoft.com/office/drawing/2016/ink" xmlns:am3d="http://schemas.microsoft.com/office/drawing/2017/model3d" xmlns:o="urn:schemas-microsoft-com:office:office" xmlns:oel="http://schemas.microsoft.com/office/2019/extlst" xmlns:r="http://schemas.openxmlformats.org/officeDocument/2006/relationships" xmlns:m="http://schemas.openxmlformats.org/officeDocument/2006/math" xmlns:v="urn:schemas-microsoft-com:vml" xmlns:wp14="http://schemas.microsoft.com/office/word/2010/wordprocessingDrawing" xmlns:wp="http://schemas.openxmlformats.org/drawingml/2006/wordprocessingDrawing" xmlns:w10="urn:schemas-microsoft-com:office:word" xmlns:w="http://schemas.openxmlformats.org/wordprocessingml/2006/main" xmlns:w14="http://schemas.microsoft.com/office/word/2010/wordml" xmlns:w15="http://schemas.microsoft.com/office/word/2012/wordml" xmlns:w16cex="http://schemas.microsoft.com/office/word/2018/wordml/cex" xmlns:w16cid="http://schemas.microsoft.com/office/word/2016/wordml/cid" xmlns:w16="http://schemas.microsoft.com/office/word/2018/wordml" xmlns:w16du="http://schemas.microsoft.com/office/word/2023/wordml/word16du" xmlns:w16sdtdh="http://schemas.microsoft.com/office/word/2020/wordml/sdtdatahash" xmlns:w16se="http://schemas.microsoft.com/office/word/2015/wordml/symex" xmlns:wpg="http://schemas.microsoft.com/office/word/2010/wordprocessingGroup" xmlns:wpi="http://schemas.microsoft.com/office/word/2010/wordprocessingInk" xmlns:wne="http://schemas.microsoft.com/office/word/2006/wordml" xmlns:wps="http://schemas.microsoft.com/office/word/2010/wordprocessingShape" mc:Ignorable="w14 w15 w16se w16cid w16 w16cex w16sdtdh wp14">
+<w:endnotes xmlns:wpc="http://schemas.microsoft.com/office/word/2010/wordprocessingCanvas" xmlns:cx="http://schemas.microsoft.com/office/drawing/2014/chartex" xmlns:cx1="http://schemas.microsoft.com/office/drawing/2015/9/8/chartex" xmlns:cx2="http://schemas.microsoft.com/office/drawing/2015/10/21/chartex" xmlns:cx3="http://schemas.microsoft.com/office/drawing/2016/5/9/chartex" xmlns:cx4="http://schemas.microsoft.com/office/drawing/2016/5/10/chartex" xmlns:cx5="http://schemas.microsoft.com/office/drawing/2016/5/11/chartex" xmlns:cx6="http://schemas.microsoft.com/office/drawing/2016/5/12/chartex" xmlns:cx7="http://schemas.microsoft.com/office/drawing/2016/5/13/chartex" xmlns:cx8="http://schemas.microsoft.com/office/drawing/2016/5/14/chartex" xmlns:mc="http://schemas.openxmlformats.org/markup-compatibility/2006" xmlns:aink="http://schemas.microsoft.com/office/drawing/2016/ink" xmlns:am3d="http://schemas.microsoft.com/office/drawing/2017/model3d" xmlns:o="urn:schemas-microsoft-com:office:office" xmlns:oel="http://schemas.microsoft.com/office/2019/extlst" xmlns:r="http://schemas.openxmlformats.org/officeDocument/2006/relationships" xmlns:m="http://schemas.openxmlformats.org/officeDocument/2006/math" xmlns:v="urn:schemas-microsoft-com:vml" xmlns:wp14="http://schemas.microsoft.com/office/word/2010/wordprocessingDrawing" xmlns:wp="http://schemas.openxmlformats.org/drawingml/2006/wordprocessingDrawing" xmlns:w10="urn:schemas-microsoft-com:office:word" xmlns:w="http://schemas.openxmlformats.org/wordprocessingml/2006/main" xmlns:w14="http://schemas.microsoft.com/office/word/2010/wordml" xmlns:w15="http://schemas.microsoft.com/office/word/2012/wordml" xmlns:w16cex="http://schemas.microsoft.com/office/word/2018/wordml/cex" xmlns:w16cid="http://schemas.microsoft.com/office/word/2016/wordml/cid" xmlns:w16="http://schemas.microsoft.com/office/word/2018/wordml" xmlns:w16sdtdh="http://schemas.microsoft.com/office/word/2020/wordml/sdtdatahash" xmlns:w16se="http://schemas.microsoft.com/office/word/2015/wordml/symex" xmlns:wpg="http://schemas.microsoft.com/office/word/2010/wordprocessingGroup" xmlns:wpi="http://schemas.microsoft.com/office/word/2010/wordprocessingInk" xmlns:wne="http://schemas.microsoft.com/office/word/2006/wordml" xmlns:wps="http://schemas.microsoft.com/office/word/2010/wordprocessingShape" mc:Ignorable="w14 w15 w16se w16cid w16 w16cex w16sdtdh wp14">
   <w:endnote w:type="separator" w:id="-1">
     <w:p>
       <w:pPr>
@@ -2781,7 +1996,7 @@
 </file>
 
 <file path=word/footnotes.xml><?xml version="1.0" encoding="utf-8"?>
-<w:footnotes xmlns:wpc="http://schemas.microsoft.com/office/word/2010/wordprocessingCanvas" xmlns:cx="http://schemas.microsoft.com/office/drawing/2014/chartex" xmlns:cx1="http://schemas.microsoft.com/office/drawing/2015/9/8/chartex" xmlns:cx2="http://schemas.microsoft.com/office/drawing/2015/10/21/chartex" xmlns:cx3="http://schemas.microsoft.com/office/drawing/2016/5/9/chartex" xmlns:cx4="http://schemas.microsoft.com/office/drawing/2016/5/10/chartex" xmlns:cx5="http://schemas.microsoft.com/office/drawing/2016/5/11/chartex" xmlns:cx6="http://schemas.microsoft.com/office/drawing/2016/5/12/chartex" xmlns:cx7="http://schemas.microsoft.com/office/drawing/2016/5/13/chartex" xmlns:cx8="http://schemas.microsoft.com/office/drawing/2016/5/14/chartex" xmlns:mc="http://schemas.openxmlformats.org/markup-compatibility/2006" xmlns:aink="http://schemas.microsoft.com/office/drawing/2016/ink" xmlns:am3d="http://schemas.microsoft.com/office/drawing/2017/model3d" xmlns:o="urn:schemas-microsoft-com:office:office" xmlns:oel="http://schemas.microsoft.com/office/2019/extlst" xmlns:r="http://schemas.openxmlformats.org/officeDocument/2006/relationships" xmlns:m="http://schemas.openxmlformats.org/officeDocument/2006/math" xmlns:v="urn:schemas-microsoft-com:vml" xmlns:wp14="http://schemas.microsoft.com/office/word/2010/wordprocessingDrawing" xmlns:wp="http://schemas.openxmlformats.org/drawingml/2006/wordprocessingDrawing" xmlns:w10="urn:schemas-microsoft-com:office:word" xmlns:w="http://schemas.openxmlformats.org/wordprocessingml/2006/main" xmlns:w14="http://schemas.microsoft.com/office/word/2010/wordml" xmlns:w15="http://schemas.microsoft.com/office/word/2012/wordml" xmlns:w16cex="http://schemas.microsoft.com/office/word/2018/wordml/cex" xmlns:w16cid="http://schemas.microsoft.com/office/word/2016/wordml/cid" xmlns:w16="http://schemas.microsoft.com/office/word/2018/wordml" xmlns:w16du="http://schemas.microsoft.com/office/word/2023/wordml/word16du" xmlns:w16sdtdh="http://schemas.microsoft.com/office/word/2020/wordml/sdtdatahash" xmlns:w16se="http://schemas.microsoft.com/office/word/2015/wordml/symex" xmlns:wpg="http://schemas.microsoft.com/office/word/2010/wordprocessingGroup" xmlns:wpi="http://schemas.microsoft.com/office/word/2010/wordprocessingInk" xmlns:wne="http://schemas.microsoft.com/office/word/2006/wordml" xmlns:wps="http://schemas.microsoft.com/office/word/2010/wordprocessingShape" mc:Ignorable="w14 w15 w16se w16cid w16 w16cex w16sdtdh wp14">
+<w:footnotes xmlns:wpc="http://schemas.microsoft.com/office/word/2010/wordprocessingCanvas" xmlns:cx="http://schemas.microsoft.com/office/drawing/2014/chartex" xmlns:cx1="http://schemas.microsoft.com/office/drawing/2015/9/8/chartex" xmlns:cx2="http://schemas.microsoft.com/office/drawing/2015/10/21/chartex" xmlns:cx3="http://schemas.microsoft.com/office/drawing/2016/5/9/chartex" xmlns:cx4="http://schemas.microsoft.com/office/drawing/2016/5/10/chartex" xmlns:cx5="http://schemas.microsoft.com/office/drawing/2016/5/11/chartex" xmlns:cx6="http://schemas.microsoft.com/office/drawing/2016/5/12/chartex" xmlns:cx7="http://schemas.microsoft.com/office/drawing/2016/5/13/chartex" xmlns:cx8="http://schemas.microsoft.com/office/drawing/2016/5/14/chartex" xmlns:mc="http://schemas.openxmlformats.org/markup-compatibility/2006" xmlns:aink="http://schemas.microsoft.com/office/drawing/2016/ink" xmlns:am3d="http://schemas.microsoft.com/office/drawing/2017/model3d" xmlns:o="urn:schemas-microsoft-com:office:office" xmlns:oel="http://schemas.microsoft.com/office/2019/extlst" xmlns:r="http://schemas.openxmlformats.org/officeDocument/2006/relationships" xmlns:m="http://schemas.openxmlformats.org/officeDocument/2006/math" xmlns:v="urn:schemas-microsoft-com:vml" xmlns:wp14="http://schemas.microsoft.com/office/word/2010/wordprocessingDrawing" xmlns:wp="http://schemas.openxmlformats.org/drawingml/2006/wordprocessingDrawing" xmlns:w10="urn:schemas-microsoft-com:office:word" xmlns:w="http://schemas.openxmlformats.org/wordprocessingml/2006/main" xmlns:w14="http://schemas.microsoft.com/office/word/2010/wordml" xmlns:w15="http://schemas.microsoft.com/office/word/2012/wordml" xmlns:w16cex="http://schemas.microsoft.com/office/word/2018/wordml/cex" xmlns:w16cid="http://schemas.microsoft.com/office/word/2016/wordml/cid" xmlns:w16="http://schemas.microsoft.com/office/word/2018/wordml" xmlns:w16sdtdh="http://schemas.microsoft.com/office/word/2020/wordml/sdtdatahash" xmlns:w16se="http://schemas.microsoft.com/office/word/2015/wordml/symex" xmlns:wpg="http://schemas.microsoft.com/office/word/2010/wordprocessingGroup" xmlns:wpi="http://schemas.microsoft.com/office/word/2010/wordprocessingInk" xmlns:wne="http://schemas.microsoft.com/office/word/2006/wordml" xmlns:wps="http://schemas.microsoft.com/office/word/2010/wordprocessingShape" mc:Ignorable="w14 w15 w16se w16cid w16 w16cex w16sdtdh wp14">
   <w:footnote w:type="separator" w:id="-1">
     <w:p>
       <w:pPr>
@@ -2806,7 +2021,7 @@
 </file>
 
 <file path=word/numbering.xml><?xml version="1.0" encoding="utf-8"?>
-<w:numbering xmlns:wpc="http://schemas.microsoft.com/office/word/2010/wordprocessingCanvas" xmlns:cx="http://schemas.microsoft.com/office/drawing/2014/chartex" xmlns:cx1="http://schemas.microsoft.com/office/drawing/2015/9/8/chartex" xmlns:cx2="http://schemas.microsoft.com/office/drawing/2015/10/21/chartex" xmlns:cx3="http://schemas.microsoft.com/office/drawing/2016/5/9/chartex" xmlns:cx4="http://schemas.microsoft.com/office/drawing/2016/5/10/chartex" xmlns:cx5="http://schemas.microsoft.com/office/drawing/2016/5/11/chartex" xmlns:cx6="http://schemas.microsoft.com/office/drawing/2016/5/12/chartex" xmlns:cx7="http://schemas.microsoft.com/office/drawing/2016/5/13/chartex" xmlns:cx8="http://schemas.microsoft.com/office/drawing/2016/5/14/chartex" xmlns:mc="http://schemas.openxmlformats.org/markup-compatibility/2006" xmlns:aink="http://schemas.microsoft.com/office/drawing/2016/ink" xmlns:am3d="http://schemas.microsoft.com/office/drawing/2017/model3d" xmlns:o="urn:schemas-microsoft-com:office:office" xmlns:oel="http://schemas.microsoft.com/office/2019/extlst" xmlns:r="http://schemas.openxmlformats.org/officeDocument/2006/relationships" xmlns:m="http://schemas.openxmlformats.org/officeDocument/2006/math" xmlns:v="urn:schemas-microsoft-com:vml" xmlns:wp14="http://schemas.microsoft.com/office/word/2010/wordprocessingDrawing" xmlns:wp="http://schemas.openxmlformats.org/drawingml/2006/wordprocessingDrawing" xmlns:w10="urn:schemas-microsoft-com:office:word" xmlns:w="http://schemas.openxmlformats.org/wordprocessingml/2006/main" xmlns:w14="http://schemas.microsoft.com/office/word/2010/wordml" xmlns:w15="http://schemas.microsoft.com/office/word/2012/wordml" xmlns:w16cex="http://schemas.microsoft.com/office/word/2018/wordml/cex" xmlns:w16cid="http://schemas.microsoft.com/office/word/2016/wordml/cid" xmlns:w16="http://schemas.microsoft.com/office/word/2018/wordml" xmlns:w16du="http://schemas.microsoft.com/office/word/2023/wordml/word16du" xmlns:w16sdtdh="http://schemas.microsoft.com/office/word/2020/wordml/sdtdatahash" xmlns:w16se="http://schemas.microsoft.com/office/word/2015/wordml/symex" xmlns:wpg="http://schemas.microsoft.com/office/word/2010/wordprocessingGroup" xmlns:wpi="http://schemas.microsoft.com/office/word/2010/wordprocessingInk" xmlns:wne="http://schemas.microsoft.com/office/word/2006/wordml" xmlns:wps="http://schemas.microsoft.com/office/word/2010/wordprocessingShape" mc:Ignorable="w14 w15 w16se w16cid w16 w16cex w16sdtdh wp14">
+<w:numbering xmlns:wpc="http://schemas.microsoft.com/office/word/2010/wordprocessingCanvas" xmlns:cx="http://schemas.microsoft.com/office/drawing/2014/chartex" xmlns:cx1="http://schemas.microsoft.com/office/drawing/2015/9/8/chartex" xmlns:cx2="http://schemas.microsoft.com/office/drawing/2015/10/21/chartex" xmlns:cx3="http://schemas.microsoft.com/office/drawing/2016/5/9/chartex" xmlns:cx4="http://schemas.microsoft.com/office/drawing/2016/5/10/chartex" xmlns:cx5="http://schemas.microsoft.com/office/drawing/2016/5/11/chartex" xmlns:cx6="http://schemas.microsoft.com/office/drawing/2016/5/12/chartex" xmlns:cx7="http://schemas.microsoft.com/office/drawing/2016/5/13/chartex" xmlns:cx8="http://schemas.microsoft.com/office/drawing/2016/5/14/chartex" xmlns:mc="http://schemas.openxmlformats.org/markup-compatibility/2006" xmlns:aink="http://schemas.microsoft.com/office/drawing/2016/ink" xmlns:am3d="http://schemas.microsoft.com/office/drawing/2017/model3d" xmlns:o="urn:schemas-microsoft-com:office:office" xmlns:oel="http://schemas.microsoft.com/office/2019/extlst" xmlns:r="http://schemas.openxmlformats.org/officeDocument/2006/relationships" xmlns:m="http://schemas.openxmlformats.org/officeDocument/2006/math" xmlns:v="urn:schemas-microsoft-com:vml" xmlns:wp14="http://schemas.microsoft.com/office/word/2010/wordprocessingDrawing" xmlns:wp="http://schemas.openxmlformats.org/drawingml/2006/wordprocessingDrawing" xmlns:w10="urn:schemas-microsoft-com:office:word" xmlns:w="http://schemas.openxmlformats.org/wordprocessingml/2006/main" xmlns:w14="http://schemas.microsoft.com/office/word/2010/wordml" xmlns:w15="http://schemas.microsoft.com/office/word/2012/wordml" xmlns:w16cex="http://schemas.microsoft.com/office/word/2018/wordml/cex" xmlns:w16cid="http://schemas.microsoft.com/office/word/2016/wordml/cid" xmlns:w16="http://schemas.microsoft.com/office/word/2018/wordml" xmlns:w16sdtdh="http://schemas.microsoft.com/office/word/2020/wordml/sdtdatahash" xmlns:w16se="http://schemas.microsoft.com/office/word/2015/wordml/symex" xmlns:wpg="http://schemas.microsoft.com/office/word/2010/wordprocessingGroup" xmlns:wpi="http://schemas.microsoft.com/office/word/2010/wordprocessingInk" xmlns:wne="http://schemas.microsoft.com/office/word/2006/wordml" xmlns:wps="http://schemas.microsoft.com/office/word/2010/wordprocessingShape" mc:Ignorable="w14 w15 w16se w16cid w16 w16cex w16sdtdh wp14">
   <w:abstractNum w:abstractNumId="0" w15:restartNumberingAfterBreak="0">
     <w:nsid w:val="4B831ECE"/>
     <w:multiLevelType w:val="hybridMultilevel"/>
@@ -3521,6 +2736,22 @@
       <w:shd w:val="clear" w:color="auto" w:fill="E1DFDD"/>
     </w:rPr>
   </w:style>
+  <w:style w:type="paragraph" w:styleId="NormalWeb">
+    <w:name w:val="Normal (Web)"/>
+    <w:basedOn w:val="Normal"/>
+    <w:uiPriority w:val="99"/>
+    <w:semiHidden/>
+    <w:unhideWhenUsed/>
+    <w:rsid w:val="00FF398B"/>
+    <w:pPr>
+      <w:spacing w:before="100" w:beforeAutospacing="1" w:after="100" w:afterAutospacing="1" w:line="240" w:lineRule="auto"/>
+    </w:pPr>
+    <w:rPr>
+      <w:rFonts w:ascii="Times New Roman" w:eastAsia="Times New Roman" w:hAnsi="Times New Roman" w:cs="Times New Roman"/>
+      <w:sz w:val="24"/>
+      <w:szCs w:val="24"/>
+    </w:rPr>
+  </w:style>
 </w:styles>
 </file>
 
